--- a/hub/files/PA4.docx
+++ b/hub/files/PA4.docx
@@ -981,7 +981,7 @@
                 <w:b/>
                 <w:sz w:val="18"/>
               </w:rPr>
-              <w:t>RQ type (Descriptive / Difference / Association)</w:t>
+              <w:t>RQ type (Descriptive / Differences / Association)</w:t>
             </w:r>
           </w:p>
         </w:tc>
@@ -1710,7 +1710,7 @@
               <w:rPr>
                 <w:sz w:val="19"/>
               </w:rPr>
-              <w:t>Difference</w:t>
+              <w:t>Differences</w:t>
             </w:r>
           </w:p>
         </w:tc>

--- a/hub/files/PA4.docx
+++ b/hub/files/PA4.docx
@@ -171,7 +171,20 @@
               <w:rPr>
                 <w:sz w:val="19"/>
               </w:rPr>
-              <w:t>Canvas — one PDF (invitation + questionnaire) + the filled RQ → Item Map from Appendix A</w:t>
+              <w:t xml:space="preserve">Canvas — one </w:t>
+            </w:r>
+            <w:r>
+              <w:rPr>
+                <w:b/>
+                <w:sz w:val="19"/>
+              </w:rPr>
+              <w:t>.docx</w:t>
+            </w:r>
+            <w:r>
+              <w:rPr>
+                <w:sz w:val="19"/>
+              </w:rPr>
+              <w:t xml:space="preserve"> (invitation + questionnaire) + the filled RQ → Item Map from Appendix A</w:t>
             </w:r>
           </w:p>
         </w:tc>
@@ -257,8 +270,12 @@
     </w:p>
     <w:p>
       <w:pPr>
-        <w:pStyle w:val="ListNumber"/>
+        <w:ind w:left="432" w:hanging="432"/>
       </w:pPr>
+      <w:r>
+        <w:t>1.</w:t>
+        <w:tab/>
+      </w:r>
       <w:r>
         <w:rPr>
           <w:b/>
@@ -271,8 +288,12 @@
     </w:p>
     <w:p>
       <w:pPr>
-        <w:pStyle w:val="ListNumber"/>
+        <w:ind w:left="432" w:hanging="432"/>
       </w:pPr>
+      <w:r>
+        <w:t>2.</w:t>
+        <w:tab/>
+      </w:r>
       <w:r>
         <w:rPr>
           <w:b/>
@@ -294,8 +315,12 @@
     </w:p>
     <w:p>
       <w:pPr>
-        <w:pStyle w:val="ListNumber"/>
+        <w:ind w:left="432" w:hanging="432"/>
       </w:pPr>
+      <w:r>
+        <w:t>3.</w:t>
+        <w:tab/>
+      </w:r>
       <w:r>
         <w:rPr>
           <w:b/>
@@ -308,8 +333,12 @@
     </w:p>
     <w:p>
       <w:pPr>
-        <w:pStyle w:val="ListNumber"/>
+        <w:ind w:left="432" w:hanging="432"/>
       </w:pPr>
+      <w:r>
+        <w:t>4.</w:t>
+        <w:tab/>
+      </w:r>
       <w:r>
         <w:rPr>
           <w:b/>
@@ -322,8 +351,12 @@
     </w:p>
     <w:p>
       <w:pPr>
-        <w:pStyle w:val="ListNumber"/>
+        <w:ind w:left="432" w:hanging="432"/>
       </w:pPr>
+      <w:r>
+        <w:t>5.</w:t>
+        <w:tab/>
+      </w:r>
       <w:r>
         <w:rPr>
           <w:b/>
@@ -336,8 +369,12 @@
     </w:p>
     <w:p>
       <w:pPr>
-        <w:pStyle w:val="ListNumber"/>
+        <w:ind w:left="432" w:hanging="432"/>
       </w:pPr>
+      <w:r>
+        <w:t>6.</w:t>
+        <w:tab/>
+      </w:r>
       <w:r>
         <w:rPr>
           <w:b/>
@@ -356,8 +393,12 @@
     </w:p>
     <w:p>
       <w:pPr>
-        <w:pStyle w:val="ListNumber"/>
+        <w:ind w:left="432" w:hanging="432"/>
       </w:pPr>
+      <w:r>
+        <w:t>7.</w:t>
+        <w:tab/>
+      </w:r>
       <w:r>
         <w:rPr>
           <w:b/>

--- a/hub/files/PA4.docx
+++ b/hub/files/PA4.docx
@@ -95,7 +95,7 @@
               <w:rPr>
                 <w:sz w:val="19"/>
               </w:rPr>
-              <w:t>Sunday Oct 4, 11:59 PM (PA4.5 revision: date announced on Canvas, ~1 week after feedback)</w:t>
+              <w:t>Sunday Oct 4, 11:59 PM (PA4.5 calibration revision: completion credit, ~1 week after feedback, date on Canvas)</w:t>
             </w:r>
           </w:p>
         </w:tc>
@@ -184,7 +184,7 @@
               <w:rPr>
                 <w:sz w:val="19"/>
               </w:rPr>
-              <w:t xml:space="preserve"> (invitation + questionnaire) + the filled RQ → Item Map from Appendix A</w:t>
+              <w:t>: invitation + questionnaire text + the filled RQ → Item Map (Appendix A) + pretest notes. The PA and any AI transcript are always Word; no PDFs, no links</w:t>
             </w:r>
           </w:p>
         </w:tc>
@@ -257,7 +257,7 @@
     </w:p>
     <w:p>
       <w:r>
-        <w:t>You design the questionnaire your team will actually field for Neo Smart Living: an invitation message, screeners, the items that answer your PA3 research questions, and a demographic block. The RQ → Item Map (Appendix A) is the discipline at the center — every question earns its place by answering a numbered RQ, screening, or classifying, and every RQ gets a question that truly measures it.</w:t>
+        <w:t>You design your team's questionnaire for Neo Smart Living: an invitation message, screeners, the items that answer your PA3 research questions, and a demographic block. It is your practice draft: after feedback the class calibrates to a common core — the aytm questionnaire plus a demographic block on the instructor's official Google Form — which is what you field in PA5.5, so every team's data are comparable. The RQ → Item Map (Appendix A) is the discipline at the center — every question earns its place by answering a numbered RQ, screening, or classifying, and every RQ gets a question that truly measures it.</w:t>
       </w:r>
     </w:p>
     <w:p>
@@ -301,16 +301,16 @@
         <w:t>Draft items yourselves first</w:t>
       </w:r>
       <w:r>
-        <w:t xml:space="preserve"> — one or more questions per RQ, plus screeners (homeowner / usable outdoor space) and a demographic block at the end. Choose each scale deliberately: a 5-point-or-more Likert counts as interval data later; the two items answering your </w:t>
+        <w:t xml:space="preserve"> — one or more questions per RQ, plus screeners (homeowner / usable outdoor space) and a demographic block at the end. Choose each scale deliberately: a 5-point-or-more Likert counts as interval data later; a Differences RQ needs two items — the thing you measure and the question that sorts people into groups (Appendix C row 10). Put the product description, photo and price </w:t>
       </w:r>
       <w:r>
         <w:rPr>
-          <w:b/>
+          <w:i/>
         </w:rPr>
-        <w:t>difference RQ</w:t>
+        <w:t>before</w:t>
       </w:r>
       <w:r>
-        <w:t xml:space="preserve"> must both be in the instrument.</w:t>
+        <w:t xml:space="preserve"> any reaction item.</w:t>
       </w:r>
     </w:p>
     <w:p>
@@ -361,10 +361,10 @@
         <w:rPr>
           <w:b/>
         </w:rPr>
-        <w:t>Build it in Google Forms</w:t>
+        <w:t>Paste the questionnaire text into the .docx</w:t>
       </w:r>
       <w:r>
-        <w:t>, matching your paper draft; export to PDF.</w:t>
+        <w:t xml:space="preserve"> (screeners → body → demographics). Building it in Google Forms is optional practice — the form you field is the instructor's.</w:t>
       </w:r>
     </w:p>
     <w:p>
@@ -415,7 +415,7 @@
         <w:t>PA4.5</w:t>
       </w:r>
       <w:r>
-        <w:t>, you'll revise again using instructor feedback and the class's consolidated instrument — highlight every change in green and pretest the shortened version once more.</w:t>
+        <w:t>, revise once more against instructor feedback and the common core: highlight every change in green and say which of your items you would argue into the core, and why.</w:t>
       </w:r>
     </w:p>
     <w:p>
@@ -451,7 +451,7 @@
         <w:t xml:space="preserve">☐  </w:t>
       </w:r>
       <w:r>
-        <w:t>Questionnaire PDF (Google Forms export): screeners → body → demographics</w:t>
+        <w:t>Questionnaire text: screeners → body → demographics, with description + photo + price before reaction items</w:t>
       </w:r>
     </w:p>
     <w:p>
@@ -936,7 +936,7 @@
         <w:t>two</w:t>
       </w:r>
       <w:r>
-        <w:t xml:space="preserve"> question numbers (the measured item and the grouping item).</w:t>
+        <w:t xml:space="preserve"> question numbers (the measured item and the grouping item). Add rows — one per questionnaire item.</w:t>
       </w:r>
     </w:p>
     <w:p>

--- a/hub/files/PA4.docx
+++ b/hub/files/PA4.docx
@@ -95,7 +95,7 @@
               <w:rPr>
                 <w:sz w:val="19"/>
               </w:rPr>
-              <w:t>Sunday Oct 4, 11:59 PM (PA4.5 calibration revision: completion credit, ~1 week after feedback, date on Canvas)</w:t>
+              <w:t>Friday Oct 2, 11:59 PM (PA4.5 calibration revision: completion credit, ~1 week after feedback, date on Canvas)</w:t>
             </w:r>
           </w:p>
         </w:tc>

--- a/hub/files/PA4.docx
+++ b/hub/files/PA4.docx
@@ -95,7 +95,7 @@
               <w:rPr>
                 <w:sz w:val="19"/>
               </w:rPr>
-              <w:t>Friday Oct 2, 11:59 PM (PA4.5 calibration revision: completion credit, ~1 week after feedback, date on Canvas)</w:t>
+              <w:t>Tuesday Oct 6, 11:59 PM (PA4.5 calibration revision: completion credit, ~1 week after feedback, date on Canvas)</w:t>
             </w:r>
           </w:p>
         </w:tc>
